--- a/sources/05_governance_record.docx
+++ b/sources/05_governance_record.docx
@@ -25,7 +25,7 @@
           <w:b/>
           <w:color w:val="475569"/>
         </w:rPr>
-        <w:t>Project AURORA | 12 July 2026 | Synthetic demonstration data</w:t>
+        <w:t>Demo programme | 12 July 2026 | Synthetic demonstration data</w:t>
       </w:r>
     </w:p>
     <w:p>
